--- a/macro-agent/reports/2026-10-26_매크로16개항목_요약.docx
+++ b/macro-agent/reports/2026-10-26_매크로16개항목_요약.docx
@@ -392,7 +392,7 @@
                 <w:sz w:val="17"/>
                 <w:szCs w:val="17"/>
               </w:rPr>
-              <w:t xml:space="preserve">[하우스] 원/달러 2027년 1분기 1,300원 저점 후 반등해 2027년 말 1,390원(원화 약세 되돌… (p=0.5)</w:t>
+              <w:t xml:space="preserve">원/달러는 2027년 1분기 1,300원 저점 후 하반기 원화 약세 되돌림으로 2027년 말 1,390원(+5%)에 이르고, 금리차 축소로 헤지비용은 50bp 내린다. (p=0.5)</w:t>
             </w:r>
           </w:p>
         </w:tc>
@@ -552,7 +552,7 @@
                 <w:sz w:val="17"/>
                 <w:szCs w:val="17"/>
               </w:rPr>
-              <w:t xml:space="preserve">[판단] 2027년 중 호르무즈 통행이 점진적으로 회복되고 OPEC+가 2027년 쿼터 재조정으로 공급을 늘… (p=0.5)</w:t>
+              <w:t xml:space="preserve">호르무즈 통행 회복과 OPEC+ 증산으로 위험 프리미엄이 빠져 Brent가 90달러 초반(−20%, 추정)으로 하향 안정된다. (p=0.5)</w:t>
             </w:r>
           </w:p>
         </w:tc>
@@ -712,7 +712,7 @@
                 <w:sz w:val="17"/>
                 <w:szCs w:val="17"/>
               </w:rPr>
-              <w:t xml:space="preserve">[판단] 2027년 상반기까지 2회 추가 인상해 최종금리 3.50% 도달 후 장기 동결. [하우스] 신한 경… (p=0.45)</w:t>
+              <w:t xml:space="preserve">한은이 2027년 상반기까지 두 번 더 올려 3.50%에서 정점을 찍고 장기 동결한다(+50bp). (p=0.45)</w:t>
             </w:r>
           </w:p>
         </w:tc>
@@ -872,7 +872,7 @@
                 <w:sz w:val="17"/>
                 <w:szCs w:val="17"/>
               </w:rPr>
-              <w:t xml:space="preserve">[판단] 기준금리 3.50%에서 정점 후 동결. 3년물은 기반영분이 커 소폭 상승, 장기물은 공급 관리·보험… (p=0.45)</w:t>
+              <w:t xml:space="preserve">기준금리 3.50% 정점 후 3년물 +15bp, 10년물 +10bp, 30년물 +5bp로 소폭 오르며 커브가 평탄해진다. (p=0.45)</w:t>
             </w:r>
           </w:p>
         </w:tc>
@@ -1032,7 +1032,7 @@
                 <w:sz w:val="17"/>
                 <w:szCs w:val="17"/>
               </w:rPr>
-              <w:t xml:space="preserve">[판단] 기준금리 3.50% 정점 이후 금리 안정과 높은 절대금리에 대한 캐리 수요로 AA- 스프레드는 60… (p=0.45)</w:t>
+              <w:t xml:space="preserve">캐리 수요로 AA- 스프레드는 5bp 줄고, 고금리 장기화로 BBB-는 10bp 넓어진다. (p=0.45)</w:t>
             </w:r>
           </w:p>
         </w:tc>
@@ -1192,7 +1192,7 @@
                 <w:sz w:val="17"/>
                 <w:szCs w:val="17"/>
               </w:rPr>
-              <w:t xml:space="preserve">[판단] 2026년 말~2027년 1분기 상단 4.25%에서 정점, 2027년 동결 후 2028년 소폭 인하… (p=0.5)</w:t>
+              <w:t xml:space="preserve">FFR 상단이 4.25%에서 정점을 찍고 2027년 동결 후 2028년 4.00% 내외로 돌아온다(현재 대비 0bp). (p=0.5)</w:t>
             </w:r>
           </w:p>
         </w:tc>
@@ -1290,7 +1290,7 @@
                 <w:sz w:val="17"/>
                 <w:szCs w:val="17"/>
               </w:rPr>
-              <w:t xml:space="preserve">UST 10년 (재무부 par yield 5 % (2026-10-23) [웹확인]</w:t>
+              <w:t xml:space="preserve">UST 10년 (재무부 par yield) 5 % (2026-10-23) [웹확인]</w:t>
             </w:r>
           </w:p>
         </w:tc>
@@ -1352,7 +1352,7 @@
                 <w:sz w:val="17"/>
                 <w:szCs w:val="17"/>
               </w:rPr>
-              <w:t xml:space="preserve">[판단] FFR 정점 4.25% 후 4.00% 복귀(us_rate Base 0bp)에 맞춰 2Y가 정책금리… (p=0.5)</w:t>
+              <w:t xml:space="preserve">2년물은 −50bp로 정책금리에 수렴하고 10년 −25bp, 30년 −15bp로 덜 내려 커브가 가팔라진다. (p=0.5)</w:t>
             </w:r>
           </w:p>
         </w:tc>
@@ -1512,7 +1512,7 @@
                 <w:sz w:val="17"/>
                 <w:szCs w:val="17"/>
               </w:rPr>
-              <w:t xml:space="preserve">[판단] FFR 4.25% 정점 후 4.00% 복귀(us_rate Base), 성장 둔화 속 AI 인프라 섹… (p=0.5)</w:t>
+              <w:t xml:space="preserve">AI 인프라 섹터 중심으로 IG +10bp(1.0% 내외), HY +50bp(3.9% 내외) 점진 확대된다. (p=0.5)</w:t>
             </w:r>
           </w:p>
         </w:tc>
@@ -1672,7 +1672,7 @@
                 <w:sz w:val="17"/>
                 <w:szCs w:val="17"/>
               </w:rPr>
-              <w:t xml:space="preserve">[판단] 2회 인상(3.50%) 후 동결, KTB 10Y +10bp. 오피스는 서울 핵심권역 임대 견조·지방… (p=0.45)</w:t>
+              <w:t xml:space="preserve">인상 후 동결로 캡레이트 +10bp, 토담대·브릿지론 잔여 손실로 PF 손실률 +0.2%p가 이어진다. (p=0.45)</w:t>
             </w:r>
           </w:p>
         </w:tc>
@@ -1832,7 +1832,7 @@
                 <w:sz w:val="17"/>
                 <w:szCs w:val="17"/>
               </w:rPr>
-              <w:t xml:space="preserve">[판단] 2회 인상 후 동결, KTB 10Y +10bp. 신규 민자 물량은 점진적으로 늘고 에너지 전환·데이… (p=0.45)</w:t>
+              <w:t xml:space="preserve">국고 10년 +10bp에 맞춰 인프라 할인율이 7bp 오르고 리스크 스프레드는 유지된다. (p=0.45)</w:t>
             </w:r>
           </w:p>
         </w:tc>
@@ -1992,7 +1992,7 @@
                 <w:sz w:val="17"/>
                 <w:szCs w:val="17"/>
               </w:rPr>
-              <w:t xml:space="preserve">[판단] 금리 소폭 상승 속 증시 박스권 회복, 규제는 공시·내부통제 중심으로 완화된 형태로 입법. PE 평… (p=0.5)</w:t>
+              <w:t xml:space="preserve">증시 박스권 회복(KOSPI +5%) 속 PE 평가가치가 3% 완만히 오른다. (p=0.5)</w:t>
             </w:r>
           </w:p>
         </w:tc>
@@ -2152,7 +2152,7 @@
                 <w:sz w:val="17"/>
                 <w:szCs w:val="17"/>
               </w:rPr>
-              <w:t xml:space="preserve">[판단] 2회 인상 후 동결, PF 정리 마무리. 사모대출 시장은 규제 공백을 채우며 성장하되 부도율은 금리… (p=0.45)</w:t>
+              <w:t xml:space="preserve">사모대출 시장은 성장하지만 금리 부담으로 부도율이 0.3%p 오른다. (p=0.45)</w:t>
             </w:r>
           </w:p>
         </w:tc>
@@ -2312,7 +2312,7 @@
                 <w:sz w:val="17"/>
                 <w:szCs w:val="17"/>
               </w:rPr>
-              <w:t xml:space="preserve">[판단] UST10Y 완만 하락(가정 −25bp)으로 캡레이트 소폭 하락, 가격은 연 한 자릿수 초반 회복.… (p=0.55)</w:t>
+              <w:t xml:space="preserve">UST 10년이 완만히 내려 캡레이트가 10bp 낮아지고, 오피스 약세 속 섹터 양극화가 이어진다. (p=0.55)</w:t>
             </w:r>
           </w:p>
         </w:tc>
@@ -2472,7 +2472,7 @@
                 <w:sz w:val="17"/>
                 <w:szCs w:val="17"/>
               </w:rPr>
-              <w:t xml:space="preserve">[판단] 전력·데이터센터 수요가 계약 현금흐름을 지지하고 UST10Y 완만 하락(가정 −25bp)으로 할인율… (p=0.55)</w:t>
+              <w:t xml:space="preserve">전력·데이터센터 계약 수요와 금리 하락으로 할인율이 15bp 내리며 평가가치가 완만히 오른다. (p=0.55)</w:t>
             </w:r>
           </w:p>
         </w:tc>
@@ -2632,7 +2632,7 @@
                 <w:sz w:val="17"/>
                 <w:szCs w:val="17"/>
               </w:rPr>
-              <w:t xml:space="preserve">[판단] UST10Y 완만 하락(가정 −25bp)과 이익 성장으로 엑시트·분배가 점진 정상화, PE 평가가치… (p=0.55)</w:t>
+              <w:t xml:space="preserve">금리 완만 하락과 이익 성장으로 엑시트가 정상화되며 PE 평가가치가 4% 오른다(S&amp;P 500 +6%). (p=0.55)</w:t>
             </w:r>
           </w:p>
         </w:tc>
@@ -2730,7 +2730,7 @@
                 <w:sz w:val="17"/>
                 <w:szCs w:val="17"/>
               </w:rPr>
-              <w:t xml:space="preserve">Fitch 미국 Private Credi 6.3 % (2026-08-31) [웹확인 ⚠]</w:t>
+              <w:t xml:space="preserve">Fitch 미국 Private Credit 부도율 6.3 % (2026-08-31) [웹확인 ⚠]</w:t>
             </w:r>
           </w:p>
         </w:tc>
@@ -2792,7 +2792,7 @@
                 <w:sz w:val="17"/>
                 <w:szCs w:val="17"/>
               </w:rPr>
-              <w:t xml:space="preserve">[판단] 금리 완만 하락(UST10Y 가정 −25bp, 단기금리도 점진 인하)으로 이자부담이 서서히 완화되나… (p=0.55)</w:t>
+              <w:t xml:space="preserve">이자 부담이 서서히 줄지만 2021~22 빈티지 부실 처리로 부도율이 0.3%p 더 오른 뒤 정체한다. (p=0.55)</w:t>
             </w:r>
           </w:p>
         </w:tc>
@@ -3619,7 +3619,7 @@
           <w:sz w:val="19"/>
           <w:szCs w:val="19"/>
         </w:rPr>
-        <w:t xml:space="preserve">[하우스] 신한투자증권 연간 전망은 2026년 4분기~2027년 1분기 원/달러 1,300원을 제시: 1분기에 반도체 성과급·법인세 납부·배당 관련 기업 환전이 몰리고 한은 인상 효과가 더해져 원화 강세가 정점(20261026_신한_2027전망P5_외환 p.9, p.1… (확신도 중간)</w:t>
+        <w:t xml:space="preserve">[하우스] 신한투자증권 연간 전망은 2026년 4분기~2027년 1분기 원/달러 1,300원을 제시: 1분기에 반도체 성과급·법인세 납부·배당 관련 기업 환전이 몰리고 한은 인상 효과가 더해져 원화 강세가 정점(20261026_신한_2027전망P5_외환 p.9, p.11). (확신도 중간)</w:t>
       </w:r>
     </w:p>
     <w:p>
@@ -3649,7 +3649,7 @@
           <w:sz w:val="19"/>
           <w:szCs w:val="19"/>
         </w:rPr>
-        <w:t xml:space="preserve">Base 0.5: [하우스] 원/달러 2027년 1분기 1,300원 저점 후 반등해 2027년 말 1,390원(원화 약세 되돌림): 하반기 한국 이익 모멘텀 둔화·한국→미…  /  Bull 0.25: [판단] 원/달러 약 1,300원(원화 강세). 중동 휴전·유가 하락으로 물가가 둔화, Fed 100bp 인하(상단 3.00%)·한은 1회 인하(2.75…  /  Bear 0.25: [판단] 원/달러 1,450원 이상(원화 급약세). 호르무즈 봉쇄 장기화로 유가가 고공행진하고 인플레가 재가속, Fed·한은 모두 75bp 추가 인상(u…</w:t>
+        <w:t xml:space="preserve">Base 0.5: 원/달러는 2027년 1분기 1,300원 저점 후 하반기 원화 약세 되돌림으로 2027년 말 1,390원(+5%)에 이르고, 금리차 축소로 헤지비용은 50bp 내린다.  /  Bull 0.25: 중동 휴전과 한미 동반 금리 인하로 원/달러는 약 1,300원(−2%)의 원화 강세가 되고 헤지비용은 75bp 내린다.  /  Bear 0.25: 유가 재급등과 신용 위험 확산으로 안전자산 선호가 커져 원/달러가 1,450원 이상(+10%)으로 오르고 헤지비용 개선은 없다.</w:t>
       </w:r>
     </w:p>
     <w:p>
@@ -3709,7 +3709,7 @@
           <w:sz w:val="19"/>
           <w:szCs w:val="19"/>
         </w:rPr>
-        <w:t xml:space="preserve">하우스 뷰 부족(1곳: 신한투자증권); API 데이터 미수집(FRED): krw_usd.cross_check(ECOS vs FRED), usd_broad_index,…</w:t>
+        <w:t xml:space="preserve">하우스 뷰 부족(1곳: 신한투자증권); API 데이터 미수집(FRED): krw_usd.cross_check(ECOS vs FRED), usd_broad_index, kr_us_10y_diff 미확인</w:t>
       </w:r>
     </w:p>
     <w:p>
@@ -4466,7 +4466,7 @@
           <w:sz w:val="19"/>
           <w:szCs w:val="19"/>
         </w:rPr>
-        <w:t xml:space="preserve">[하우스] 신한투자증권은 중동 군사 긴장·해상운송 차질 위험이 가격을 받치는 하방 경직 국면으로 보되 협상 진전 시 위험 프리미엄 축소 가능성을 함께 제시(WTI 횡보, 20261023_신한_WeeklyGuideBook p.12), 지정학 불확실성을 유가·물가 상방 요… (확신도 낮음)</w:t>
+        <w:t xml:space="preserve">[하우스] 신한투자증권은 중동 군사 긴장·해상운송 차질 위험이 가격을 받치는 하방 경직 국면으로 보되 협상 진전 시 위험 프리미엄 축소 가능성을 함께 제시(WTI 횡보, 20261023_신한_WeeklyGuideBook p.12), 지정학 불확실성을 유가·물가 상방 요인으로 언급(20261023_신한_EconCheckup p.1, 확신 낮음). (확신도 낮음)</w:t>
       </w:r>
     </w:p>
     <w:p>
@@ -4496,7 +4496,7 @@
           <w:sz w:val="19"/>
           <w:szCs w:val="19"/>
         </w:rPr>
-        <w:t xml:space="preserve">Base 0.5: [판단] 2027년 중 호르무즈 통행이 점진적으로 회복되고 OPEC+가 2027년 쿼터 재조정으로 공급을 늘리며 위험 프리미엄이 상당 부분 해소.  /  Bull 0.2: [판단] 조기 휴전·항로 정상화와 걸프 수출 완전 회복, OPEC+ 증산 경쟁·미국 셰일 증산이 겹쳐 공급 과잉 전환.  /  Bear 0.3: [판단] 미·이란 충돌 확대, 사우디 동서 파이프라인·홍해 우회로까지 차질이 장기화되며 구조적 공급 부족. 수입국 관점의 Bear(유가 상승)로 국내 물…</w:t>
+        <w:t xml:space="preserve">Base 0.5: 호르무즈 통행 회복과 OPEC+ 증산으로 위험 프리미엄이 빠져 Brent가 90달러 초반(−20%, 추정)으로 하향 안정된다.  /  Bull 0.2: 조기 휴전과 증산 경쟁으로 공급 과잉이 되며 Brent가 70달러대 중반(−35%, 추정)까지 내린다.  /  Bear 0.3: 미·이란 충돌 확대로 공급 차질이 장기화돼 Brent가 140달러대 중반(+25%, 추정)으로 오른다.</w:t>
       </w:r>
     </w:p>
     <w:p>
@@ -5313,7 +5313,7 @@
           <w:sz w:val="19"/>
           <w:szCs w:val="19"/>
         </w:rPr>
-        <w:t xml:space="preserve">[판단] 매파적 동결 후 11월(늦어도 2027년 1월) 금통위에서 25bp 추가 인상 가능성이 높다. 성장(2Q 0.6% 서프라이즈)·물가(CPI 2.9%, PPI 7.7%, 2026-09 수기)가 인상을 지지하고, 9월 가계대출 순감은 금융안정 부담을 다소 덜어준다… (확신도 중간)</w:t>
+        <w:t xml:space="preserve">[판단] 매파적 동결 후 11월(늦어도 2027년 1월) 금통위에서 25bp 추가 인상 가능성이 높다. (확신도 중간)</w:t>
       </w:r>
     </w:p>
     <w:p>
@@ -5343,7 +5343,7 @@
           <w:sz w:val="19"/>
           <w:szCs w:val="19"/>
         </w:rPr>
-        <w:t xml:space="preserve">Base 0.45: [판단] 2027년 상반기까지 2회 추가 인상해 최종금리 3.50% 도달 후 장기 동결. [하우스] 신한 경로(20261022_신한_10월금통위 p.1)…  /  Bull 0.3: [판단] 11월 1회 인상(3.25%)에서 정점 후 2027년 상반기 동결, 이후 성장 둔화·물가 안정으로 2027년 하반기~2028년 인하 전환해 3.…  /  Bear 0.25: [판단] PPI 상승의 소비자물가 전가·원화 약세·수도권 집값 재과열로 인상이 3.75~4.00%까지 이어짐.</w:t>
+        <w:t xml:space="preserve">Base 0.45: 한은이 2027년 상반기까지 두 번 더 올려 3.50%에서 정점을 찍고 장기 동결한다(+50bp).  /  Bull 0.3: 11월 한 번(3.25%)으로 인상을 끝내고 2027년 하반기~2028년 인하로 돌아서 2.75% 내외로 내려온다(−25bp).  /  Bear 0.25: 물가 전가·원화 약세·집값 과열로 인상이 3.75%까지 이어진다(+75bp).</w:t>
       </w:r>
     </w:p>
     <w:p>
@@ -6160,7 +6160,7 @@
           <w:sz w:val="19"/>
           <w:szCs w:val="19"/>
         </w:rPr>
-        <w:t xml:space="preserve">[하우스] 신한투자증권은 9월 말 이후 강세가 상당 부분 가격에 반영돼 금리가 바닥을 다지는 국면이며, 차주 3년 3.70~3.85%·10년 4.00~4.15% 밴드에서 약보합(금리 소폭 상승) 예상(20261022_신한_10월금통위 p.1, 20261023_신한_We… (확신도 중간)</w:t>
+        <w:t xml:space="preserve">[하우스] 신한투자증권은 9월 말 이후 강세가 상당 부분 가격에 반영돼 금리가 바닥을 다지는 국면이며, 차주 3년 3.70~3.85%·10년 4.00~4.15% 밴드에서 약보합(금리 소폭 상승) 예상(20261022_신한_10월금통위 p.1, 20261023_신한_WeeklyGuideBook p.9). (확신도 중간)</w:t>
       </w:r>
     </w:p>
     <w:p>
@@ -6190,7 +6190,7 @@
           <w:sz w:val="19"/>
           <w:szCs w:val="19"/>
         </w:rPr>
-        <w:t xml:space="preserve">Base 0.45: [판단] 기준금리 3.50%에서 정점 후 동결. 3년물은 기반영분이 커 소폭 상승, 장기물은 공급 관리·보험사 ALM 수요로 상승 폭 제한 → 커브 플래…  /  Bull 0.3: [판단] 기준금리 3.25%(미래에셋 터미널, 20261022_미래_FixedIncomeComment_10월금통위 p.1-2)에서 정점 후 2027년 하…  /  Bear 0.25: [판단] 인상이 3.75% 이상으로 연장되고 확장재정·국고채 발행 확대, 미 장기금리 재상승이 겹쳐 베어 스티프닝.</w:t>
+        <w:t xml:space="preserve">Base 0.45: 기준금리 3.50% 정점 후 3년물 +15bp, 10년물 +10bp, 30년물 +5bp로 소폭 오르며 커브가 평탄해진다.  /  Bull 0.3: 인하 전환과 외국인 자금 유입으로 3년 −50bp, 10년 −45bp, 30년 −40bp의 전 구간 강세가 나타난다.  /  Bear 0.25: 인상 연장과 국고채 발행 확대로 3년 +45bp, 10년 +55bp, 30년 +50bp 오르는 베어 스티프닝이 나타난다.</w:t>
       </w:r>
     </w:p>
     <w:p>
@@ -6250,7 +6250,7 @@
           <w:sz w:val="19"/>
           <w:szCs w:val="19"/>
         </w:rPr>
-        <w:t xml:space="preserve">하우스 2곳 동일 주간(신한·미래에셋) + NH(2026-05, 구조적 참고); ktb_10y·ktb_30y는 snapshot 미수집 → 웹확인(이투데이 2026-10-23 마감 보도), 금투협 원자료 대조…</w:t>
+        <w:t xml:space="preserve">하우스 2곳 동일 주간(신한·미래에셋) + NH(2026-05, 구조적 참고); ktb_10y·ktb_30y는 snapshot 미수집 → 웹확인(이투데이 2026-10-23 마감 보도), 금투협 원자료 대조 미실시</w:t>
       </w:r>
     </w:p>
     <w:p>
@@ -7007,7 +7007,7 @@
           <w:sz w:val="19"/>
           <w:szCs w:val="19"/>
         </w:rPr>
-        <w:t xml:space="preserve">[하우스] 신한투자증권은 발행 부담에도 캐리 수요가 꾸준해 AA- 스프레드 추가 확대보다 안정을 예상하고, 가계대출 순감·공적채권 발행 축소로 은행채 수급 부담 완화를 기대(20261020_신한_WeeklyCreditMonitor p.1-3, 20261023_신한_We… (확신도 중간)</w:t>
+        <w:t xml:space="preserve">[하우스] 신한투자증권은 발행 부담에도 캐리 수요가 꾸준해 AA- 스프레드 추가 확대보다 안정을 예상하고, 가계대출 순감·공적채권 발행 축소로 은행채 수급 부담 완화를 기대(20261020_신한_WeeklyCreditMonitor p.1-3, 20261023_신한_WeeklyGuideBook p.10). (확신도 중간)</w:t>
       </w:r>
     </w:p>
     <w:p>
@@ -7037,7 +7037,7 @@
           <w:sz w:val="19"/>
           <w:szCs w:val="19"/>
         </w:rPr>
-        <w:t xml:space="preserve">Base 0.45: [판단] 기준금리 3.50% 정점 이후 금리 안정과 높은 절대금리에 대한 캐리 수요로 AA- 스프레드는 60bp대 초중반으로 소폭 축소, BBB-는 고금…  /  Bull 0.3: [판단] 인하 전환과 경기 연착륙으로 크레딧 전반 축소, PF 구조조정 마무리로 저등급 리스크 프리미엄 하락.  /  Bear 0.25: [판단] 인상 장기화(3.75% 이상)와 부동산 PF 부실 재부각·경기 둔화가 겹쳐 등급 하향과 미매각이 늘고 크레딧 전반 확대.</w:t>
+        <w:t xml:space="preserve">Base 0.45: 캐리 수요로 AA- 스프레드는 5bp 줄고, 고금리 장기화로 BBB-는 10bp 넓어진다.  /  Bull 0.3: 인하 전환과 PF 정리 마무리로 AA- −15bp, BBB- −40bp로 크레딧 전반이 좁혀진다.  /  Bear 0.25: 인상 장기화와 PF 부실 재부각으로 AA- +30bp, BBB- +120bp로 크레딧 전반이 넓어진다.</w:t>
       </w:r>
     </w:p>
     <w:p>
@@ -7097,7 +7097,7 @@
           <w:sz w:val="19"/>
           <w:szCs w:val="19"/>
         </w:rPr>
-        <w:t xml:space="preserve">하우스 뷰 부족(1곳: 신한투자증권); kr_corp_bbb_3y는 snapshot 미수집 → 웹확인값(한국경제 데이터센터, 2026-10-08) 사용, 17일 경과…</w:t>
+        <w:t xml:space="preserve">하우스 뷰 부족(1곳: 신한투자증권); kr_corp_bbb_3y는 snapshot 미수집 → 웹확인값(한국경제 데이터센터, 2026-10-08) 사용, 17일 경과·10/23 값 미확인</w:t>
       </w:r>
     </w:p>
     <w:p>
@@ -7884,7 +7884,7 @@
           <w:sz w:val="19"/>
           <w:szCs w:val="19"/>
         </w:rPr>
-        <w:t xml:space="preserve">Base 0.5: [판단] 2026년 말~2027년 1분기 상단 4.25%에서 정점, 2027년 동결 후 2028년 소폭 인하해 상단 4.00% 내외(SEP 2028년 3…  /  Bull 0.25: [판단] 유가 진정과 고용 악화로 물가가 빠르게 둔화, 2027년 중 인하 사이클 전환해 상단 3.00% 내외.  /  Bear 0.25: [판단] 에너지 충격이 기대인플레이션·Core로 전이되어 25bp 3회 추가 인상, 상단 4.75%에서 장기 유지.</w:t>
+        <w:t xml:space="preserve">Base 0.5: FFR 상단이 4.25%에서 정점을 찍고 2027년 동결 후 2028년 4.00% 내외로 돌아온다(현재 대비 0bp).  /  Bull 0.25: 물가가 빠르게 둔화해 2027년 중 인하로 돌아서 상단 3.00% 내외까지 내린다(−100bp).  /  Bear 0.25: 에너지 충격이 물가로 번져 세 번 더 올리고 상단 4.75%를 장기 유지한다(+75bp).</w:t>
       </w:r>
     </w:p>
     <w:p>
@@ -7944,7 +7944,7 @@
           <w:sz w:val="19"/>
           <w:szCs w:val="19"/>
         </w:rPr>
-        <w:t xml:space="preserve">API 데이터 미수집 (FRED API 차단으로 latest_snapshot.json에 미국 시계열 없음) — 모든 현황 수치…; 하우스 2곳 동일 주간(신한·미래에셋) + NH(2026-05, 구조적 참고)</w:t>
+        <w:t xml:space="preserve">API 데이터 미수집 (FRED API 차단으로 latest_snapshot.json에 미국 시계열 없음) — 모든 현황 수치는 웹확인 값; 하우스 2곳 동일 주간(신한·미래에셋) + NH(2026-05, 구조적 참고)</w:t>
       </w:r>
     </w:p>
     <w:p>
@@ -8731,7 +8731,7 @@
           <w:sz w:val="19"/>
           <w:szCs w:val="19"/>
         </w:rPr>
-        <w:t xml:space="preserve">Base 0.5: [판단] FFR 정점 4.25% 후 4.00% 복귀(us_rate Base 0bp)에 맞춰 2Y가 정책금리 수준으로 수렴, 장기물은 재정 term pre…  /  Bull 0.25: [판단] FFR 상단 3.00%까지 인하(us_rate Bull -100bp), 고용 악화·물가 둔화로 커브 강한 불 스티프닝.  /  Bear 0.25: [판단] FFR 상단 4.75%(us_rate Bear +75bp), 기대인플레이션 상승과 재정 우려로 장기물 동반 상승(10Y 5.5%, 30Y 5.9…</w:t>
+        <w:t xml:space="preserve">Base 0.5: 2년물은 −50bp로 정책금리에 수렴하고 10년 −25bp, 30년 −15bp로 덜 내려 커브가 가팔라진다.  /  Bull 0.25: FFR 3.00%까지 인하에 2년 −150bp, 10년 −90bp, 30년 −70bp의 강한 불 스티프닝이 나타난다.  /  Bear 0.25: FFR 4.75%와 재정 우려로 2년 +60bp, 10년 +50bp(5.5% 내외), 30년 +55bp 오른다.</w:t>
       </w:r>
     </w:p>
     <w:p>
@@ -8791,7 +8791,7 @@
           <w:sz w:val="19"/>
           <w:szCs w:val="19"/>
         </w:rPr>
-        <w:t xml:space="preserve">API 데이터 미수집 (FRED API 차단으로 latest_snapshot.json에 미국 시계열 없음) — 모든 현황 수치…; 하우스 2곳 동일 주간(신한·미래에셋) + NH(2026-05, 구조적 참고)</w:t>
+        <w:t xml:space="preserve">API 데이터 미수집 (FRED API 차단으로 latest_snapshot.json에 미국 시계열 없음) — 모든 현황 수치는 웹확인 값; 하우스 2곳 동일 주간(신한·미래에셋) + NH(2026-05, 구조적 참고)</w:t>
       </w:r>
     </w:p>
     <w:p>
@@ -9449,7 +9449,7 @@
           <w:sz w:val="19"/>
           <w:szCs w:val="19"/>
         </w:rPr>
-        <w:t xml:space="preserve">Base 0.5: [판단] FFR 4.25% 정점 후 4.00% 복귀(us_rate Base), 성장 둔화 속 AI 인프라 섹터 중심 점진 확대: IG 1.0%, HY 3…  /  Bull 0.25: [판단] 물가 둔화로 인하 사이클(us_rate Bull) 진입, 연착륙과 AI 투자 수익 가시화로 스프레드 소폭 축소.  /  Bear 0.25: [판단] 추가 인상(us_rate Bear +75bp)과 스태그플레이션에 AI 설비투자 둔화가 겹치면 외부 차입 의존도가 높은 네오클라우드·AI 인프라…</w:t>
+        <w:t xml:space="preserve">Base 0.5: AI 인프라 섹터 중심으로 IG +10bp(1.0% 내외), HY +50bp(3.9% 내외) 점진 확대된다.  /  Bull 0.25: 인하 사이클과 AI 투자 수익 가시화로 IG −5bp, HY −25bp 소폭 좁혀진다.  /  Bear 0.25: 스태그플레이션과 AI 설비투자 둔화로 AI 인프라 발행사부터 차환이 막혀 IG +80bp, HY +300bp 넓어진다.</w:t>
       </w:r>
     </w:p>
     <w:p>
@@ -9479,7 +9479,7 @@
           <w:sz w:val="19"/>
           <w:szCs w:val="19"/>
         </w:rPr>
-        <w:t xml:space="preserve">[하우스] 동일 주간 2곳(신한 2026-10-23, 미래에셋 2026-10-22) 공통: AI 인프라 크레딧 중 네오클라우드처럼 외부 차입 의존도가 높은 발행사에서 스트레스가 먼저 나타나고 있음 — 신한은 AI 인프라 기업 스프레드 상승·자본조달 제약 우려 지속(확대, 확신 낮음, 20261023_신한_WeeklyGuideBook p.2), 미래에셋은 네오클라우드 조달비용이 가장 취약하고 하이퍼스케일러 대비 CDS 격차 확대(확대, 확신 낮음, 20261022… (4건)</w:t>
+        <w:t xml:space="preserve">[하우스] 동일 주간 2곳(신한 2026-10-23, 미래에셋 2026-10-22) 공통: AI 인프라 크레딧 중 네오클라우드처럼 외부 차입 의존도가 높은 발행사에서 스트레스가 먼저 나타나고 있음 — 신한은 AI 인프라 기업 스프레드 상승·자본조달 제약 우려 지속(확대, 확신 낮음, 20261023_신한_WeeklyGuideBook p.2), 미래에셋은 네오클라우드 조달비용이 가장 취약하고 하이퍼스케일러 대비 CDS 격차 확대(확대, 확신 낮음, 20261022_미래_EconMonthly_AI투자둔화리스크 p.13). (4건)</w:t>
       </w:r>
     </w:p>
     <w:p>
@@ -9509,7 +9509,7 @@
           <w:sz w:val="19"/>
           <w:szCs w:val="19"/>
         </w:rPr>
-        <w:t xml:space="preserve">API 데이터 미수집 (FRED API 차단으로 latest_snapshot.json에 미국 시계열 없음) — 모든 현황 수치…; 하우스 2곳 동일 주간(신한·미래에셋) — 둘 다 명시적 스프레드 목표치 없음(리스크 진단 성격)</w:t>
+        <w:t xml:space="preserve">API 데이터 미수집 (FRED API 차단으로 latest_snapshot.json에 미국 시계열 없음) — 모든 현황 수치는 웹확인 값; 하우스 2곳 동일 주간(신한·미래에셋) — 둘 다 명시적 스프레드 목표치 없음(리스크 진단 성격)</w:t>
       </w:r>
     </w:p>
     <w:p>
@@ -10236,7 +10236,7 @@
           <w:sz w:val="19"/>
           <w:szCs w:val="19"/>
         </w:rPr>
-        <w:t xml:space="preserve">[사실] 수기 스냅샷 기준 지가변동률 0.202%(전기대비, 2026-08-31), 건설수주 14.4조원·건설기성 9.6조원(2026-08-31), 건축허가 9,169.14천㎡·착공 6,297.68천㎡(2026-08-31), 건설투자 -0.1%(전기대비, 2026-06…</w:t>
+        <w:t xml:space="preserve">[사실] 수기 스냅샷 기준 지가변동률 0.202%(전기대비, 2026-08-31), 건설수주 14.4조원·건설기성 9.6조원(2026-08-31), 건축허가 9,169.14천㎡·착공 6,297.68천㎡(2026-08-31), 건설투자 -0.1%(전기대비, 2026-06-30).</w:t>
       </w:r>
     </w:p>
     <w:p>
@@ -10296,7 +10296,7 @@
           <w:sz w:val="19"/>
           <w:szCs w:val="19"/>
         </w:rPr>
-        <w:t xml:space="preserve">Base 0.45: [판단] 2회 인상(3.50%) 후 동결, KTB 10Y +10bp. 오피스는 서울 핵심권역 임대 견조·지방/상가 약세의 이원화.  /  Bull 0.3: [판단] 경기 둔화로 인상이 1회에 그치거나 조기 인하 전환, KTB 10Y -20bp. 정책 지원과 대체자금(사모대출) 유입으로 PF 정상화가 빨라지고…  /  Bear 0.25: [판단] 물가·환율 압력으로 인상 폭 확대(3.50% 초과), KTB 10Y +40bp. 상가·지방 오피스 공실 확대, 거래 절벽 장기화, 브릿지론·토담…</w:t>
+        <w:t xml:space="preserve">Base 0.45: 인상 후 동결로 캡레이트 +10bp, 토담대·브릿지론 잔여 손실로 PF 손실률 +0.2%p가 이어진다.  /  Bull 0.3: 조기 인하와 PF 정상화 가속으로 캡레이트 −15bp, PF 손실률 −0.3%p로 개선된다.  /  Bear 0.25: 인상 폭 확대와 공실·거래 절벽으로 캡레이트 +40bp, PF 손실률 +1.0%p로 부실이 다시 커진다.</w:t>
       </w:r>
     </w:p>
     <w:p>
@@ -10356,7 +10356,7 @@
           <w:sz w:val="19"/>
           <w:szCs w:val="19"/>
         </w:rPr>
-        <w:t xml:space="preserve">하우스 뷰 부족(1곳: 신한투자증권); 스냅샷 월별 지표 stale: 건설기성·수주·건축허가·착공·지가변동률 기준일 2026-08-31(55일 경과, 45일 기준 초…</w:t>
+        <w:t xml:space="preserve">하우스 뷰 부족(1곳: 신한투자증권); 스냅샷 월별 지표 stale: 건설기성·수주·건축허가·착공·지가변동률 기준일 2026-08-31(55일 경과, 45일 기준 초과), 주택매매·전세가격지수 기준일 2026-01-31(267일 경과) — 최신월 수기 입력 필요</w:t>
       </w:r>
     </w:p>
     <w:p>
@@ -11014,7 +11014,7 @@
           <w:sz w:val="19"/>
           <w:szCs w:val="19"/>
         </w:rPr>
-        <w:t xml:space="preserve">Base 0.45: [판단] 2회 인상 후 동결, KTB 10Y +10bp. 신규 민자 물량은 점진적으로 늘고 에너지 전환·데이터센터 딜이 증가하나 리스크 스프레드는 대체로…  /  Bull 0.3: [판단] 경기 둔화로 금리 하락(KTB 10Y -20bp), 정책 물량 확대와 공모펀드 수요가 우량 자산 가격을 지지.  /  Bear 0.25: [판단] 인상 폭 확대로 KTB 10Y +40bp, 신규 물량 급증과 지방 민자 부진·수요 리스크로 요구수익률 상승.</w:t>
+        <w:t xml:space="preserve">Base 0.45: 국고 10년 +10bp에 맞춰 인프라 할인율이 7bp 오르고 리스크 스프레드는 유지된다.  /  Bull 0.3: 금리 하락과 정책 물량·공모펀드 수요로 할인율이 15bp 내린다.  /  Bear 0.25: 국고 10년 +40bp와 신규 물량 급증·수요 리스크로 할인율이 30bp 오른다.</w:t>
       </w:r>
     </w:p>
     <w:p>
@@ -11801,7 +11801,7 @@
           <w:sz w:val="19"/>
           <w:szCs w:val="19"/>
         </w:rPr>
-        <w:t xml:space="preserve">[사실] KOSPI 5,550.3(2026-10-23, 수기). [사실] 금감원(2026-06-17 발표) 2025년말 기관전용 PEF 1,195개, 출자약정액 167.5조원(역대 최대, +9%), 신규 약정 27.8조원(+44.8%), 미집행 약정액 43.2조원(+1…</w:t>
+        <w:t xml:space="preserve">[사실] KOSPI 5,550.3(2026-10-23, 수기).</w:t>
       </w:r>
     </w:p>
     <w:p>
@@ -11861,7 +11861,7 @@
           <w:sz w:val="19"/>
           <w:szCs w:val="19"/>
         </w:rPr>
-        <w:t xml:space="preserve">Base 0.5: [판단] 금리 소폭 상승 속 증시 박스권 회복, 규제는 공시·내부통제 중심으로 완화된 형태로 입법. PE 평가가치는 완만한 상승.  /  Bull 0.2: [판단] 금리 안정·증시 랠리 재개, 드라이파우더 집행과 대형 엑시트 활성화.  /  Bear 0.3: [판단] 인상 폭 확대와 증시 추가 조정, LBO 규제 강화로 엑시트 지연·포트폴리오 기업 이자부담 증가.</w:t>
+        <w:t xml:space="preserve">Base 0.5: 증시 박스권 회복(KOSPI +5%) 속 PE 평가가치가 3% 완만히 오른다.  /  Bull 0.2: 증시 랠리(KOSPI +15%)와 대형 엑시트로 PE 평가가치가 10% 오른다.  /  Bear 0.3: 증시 조정(KOSPI −20%)과 LBO 규제 강화로 엑시트가 늦어져 PE 평가가치가 12% 내린다.</w:t>
       </w:r>
     </w:p>
     <w:p>
@@ -12678,7 +12678,7 @@
           <w:sz w:val="19"/>
           <w:szCs w:val="19"/>
         </w:rPr>
-        <w:t xml:space="preserve">[하우스] PF 연체율은 하락 추세(20261020_신한_WeeklyCreditMonitor, p.1). [판단] 다만 기준금리 인상 재개(작업가정)는 변동금리 사모대출·LBO 차주의 이자부담을 키우고, 토담대 등 후순위·2금융권 부실이 남아 있어 사모대출 부도율은 소… (확신도 낮음)</w:t>
+        <w:t xml:space="preserve">[하우스] PF 연체율은 하락 추세(20261020_신한_WeeklyCreditMonitor, p.1). (확신도 낮음)</w:t>
       </w:r>
     </w:p>
     <w:p>
@@ -12708,7 +12708,7 @@
           <w:sz w:val="19"/>
           <w:szCs w:val="19"/>
         </w:rPr>
-        <w:t xml:space="preserve">Base 0.45: [판단] 2회 인상 후 동결, PF 정리 마무리. 사모대출 시장은 규제 공백을 채우며 성장하되 부도율은 금리 부담으로 소폭 상승.  /  Bull 0.3: [판단] 금리 안정·조기 인하, PF 정상화 가속과 차주 재무 개선으로 부도율 하락.  /  Bear 0.25: [판단] 인상 폭 확대와 경기 둔화로 LBO·부동산 담보 사모대출 부실 확대, 2금융권 토담대 부실 전이.</w:t>
+        <w:t xml:space="preserve">Base 0.45: 사모대출 시장은 성장하지만 금리 부담으로 부도율이 0.3%p 오른다.  /  Bull 0.3: 금리 안정과 PF 정상화로 부도율이 0.2%p 내린다.  /  Bear 0.25: 인상 폭 확대와 경기 둔화로 LBO·부동산 담보 대출 부실이 커져 부도율이 1.5%p 오른다.</w:t>
       </w:r>
     </w:p>
     <w:p>
@@ -13495,7 +13495,7 @@
           <w:sz w:val="19"/>
           <w:szCs w:val="19"/>
         </w:rPr>
-        <w:t xml:space="preserve">[사실] snapshot에 미국 CRE API 데이터 없음(API 데이터 미수집) — 현황은 전부 웹확인. [사실] Trepp CMBS 연체율 8.02%(2026-09, 전월 7.85%, 2020년 이후 최고) — 대형 SASB 대출 5건이 상승 주도, 오피스 12.1…</w:t>
+        <w:t xml:space="preserve">[사실] snapshot에 미국 CRE API 데이터 없음(API 데이터 미수집) — 현황은 전부 웹확인.</w:t>
       </w:r>
     </w:p>
     <w:p>
@@ -13555,7 +13555,7 @@
           <w:sz w:val="19"/>
           <w:szCs w:val="19"/>
         </w:rPr>
-        <w:t xml:space="preserve">Base 0.55: [판단] UST10Y 완만 하락(가정 −25bp)으로 캡레이트 소폭 하락, 가격은 연 한 자릿수 초반 회복. 오피스는 손실 인식·할인매각이 2027년까지…  /  Bull 0.2: [판단] 인플레 둔화로 연준 재인하·UST10Y 큰 폭 하락(가정 −75bp), 거래량 회복과 리파이낸싱 원활화로 캡레이트 의미 있게 압축, 오피스도 바…  /  Bear 0.25: [판단] 인플레 재가속·추가 인상 우려로 UST10Y 상승(가정 +50bp), 만기도래 대출의 리파이낸싱 실패·강제매각 확대, CMBS 연체율 추가 상승…</w:t>
+        <w:t xml:space="preserve">Base 0.55: UST 10년이 완만히 내려 캡레이트가 10bp 낮아지고, 오피스 약세 속 섹터 양극화가 이어진다.  /  Bull 0.2: 연준 재인하와 거래 회복으로 캡레이트가 35bp 압축되고 오피스도 바닥을 확인한다.  /  Bear 0.25: 금리 재상승과 리파이낸싱 실패로 캡레이트가 45bp 오르고 CMBS 연체가 더 늘어난다.</w:t>
       </w:r>
     </w:p>
     <w:p>
@@ -14342,7 +14342,7 @@
           <w:sz w:val="19"/>
           <w:szCs w:val="19"/>
         </w:rPr>
-        <w:t xml:space="preserve">[사실] snapshot에 인프라 API 데이터 없음(API 데이터 미수집). [사실] EIA STEO(2026-10 발표, 보도 기준): 미국 전력수요 2025년 4,195 → 2026년 4,288 → 2027년 4,356 bkWh로 2년 연속 사상 최고, AI·암호…</w:t>
+        <w:t xml:space="preserve">[사실] snapshot에 인프라 API 데이터 없음(API 데이터 미수집).</w:t>
       </w:r>
     </w:p>
     <w:p>
@@ -14372,7 +14372,7 @@
           <w:sz w:val="19"/>
           <w:szCs w:val="19"/>
         </w:rPr>
-        <w:t xml:space="preserve">[판단] 매파적 동결·UST10Y 5% 내외 고착으로 할인율 하락 여지 제한, 평가가치는 보합. [판단] 데이터센터 연계 발전·송전·가스 미드스트림은 계약 수요 견조로 상대 강세, 순수 재생에너지는 정책 불확실성(IRA 세액공제 축소 영향 — 세부 미확인)과 고금리로… (확신도 중간)</w:t>
+        <w:t xml:space="preserve">[판단] 매파적 동결·UST10Y 5% 내외 고착으로 할인율 하락 여지 제한, 평가가치는 보합. (확신도 중간)</w:t>
       </w:r>
     </w:p>
     <w:p>
@@ -14402,7 +14402,7 @@
           <w:sz w:val="19"/>
           <w:szCs w:val="19"/>
         </w:rPr>
-        <w:t xml:space="preserve">Base 0.55: [판단] 전력·데이터센터 수요가 계약 현금흐름을 지지하고 UST10Y 완만 하락(가정 −25bp)으로 할인율 소폭 하락.  /  Bull 0.2: [판단] 연준 재인하·UST10Y −75bp(가정), 펀드레이징·거래 재가속으로 할인율 압축, 전력 인프라 프리미엄 확대.  /  Bear 0.25: [판단] 인플레 재가속으로 UST10Y +50bp(가정), 건설비·전력가격 상승과 정책 리스크(재생에너지 보조 축소)로 리스크 프리미엄 확대, 평가가치…</w:t>
+        <w:t xml:space="preserve">Base 0.55: 전력·데이터센터 계약 수요와 금리 하락으로 할인율이 15bp 내리며 평가가치가 완만히 오른다.  /  Bull 0.2: 연준 재인하와 거래 재가속으로 할인율이 45bp 압축된다.  /  Bear 0.25: 인플레 재가속과 건설비·정책 리스크, 데이터센터 착공 지연으로 할인율이 40bp 오른다.</w:t>
       </w:r>
     </w:p>
     <w:p>
@@ -15189,7 +15189,7 @@
           <w:sz w:val="19"/>
           <w:szCs w:val="19"/>
         </w:rPr>
-        <w:t xml:space="preserve">[사실] snapshot에 PE API 데이터 없음(API 데이터 미수집). [사실] PitchBook 3Q26 First Look(Foley 요약): 미국 PE 엑시트 405건(QoQ +11%), 금액 $165.1bn(QoQ +51%) — 소수 대형 매각이 금액 견인…</w:t>
+        <w:t xml:space="preserve">[사실] snapshot에 PE API 데이터 없음(API 데이터 미수집).</w:t>
       </w:r>
     </w:p>
     <w:p>
@@ -15249,7 +15249,7 @@
           <w:sz w:val="19"/>
           <w:szCs w:val="19"/>
         </w:rPr>
-        <w:t xml:space="preserve">Base 0.55: [판단] UST10Y 완만 하락(가정 −25bp)과 이익 성장으로 엑시트·분배가 점진 정상화, PE 평가가치는 연 한 자릿수 상승; 빈티지 간 성과 격차…  /  Bull 0.2: [판단] 연준 재인하·UST10Y −75bp(가정), IPO·M&amp;A 창구 재개로 대규모 분배, 배수 확장.  /  Bear 0.25: [판단] UST10Y +50bp(가정)·경기 둔화로 공개시장 조정, 고레버리지 포트폴리오 이자부담 확대와 엑시트 재동결, 평가 하향(시차 반영).</w:t>
+        <w:t xml:space="preserve">Base 0.55: 금리 완만 하락과 이익 성장으로 엑시트가 정상화되며 PE 평가가치가 4% 오른다(S&amp;P 500 +6%).  /  Bull 0.2: 연준 재인하와 IPO·M&amp;A 재개로 PE 평가가치가 12% 오른다(S&amp;P 500 +18%).  /  Bear 0.25: 금리 상승과 경기 둔화로 엑시트가 다시 막혀 PE 평가가치가 14% 내린다(S&amp;P 500 −20%).</w:t>
       </w:r>
     </w:p>
     <w:p>
@@ -15279,7 +15279,7 @@
           <w:sz w:val="19"/>
           <w:szCs w:val="19"/>
         </w:rPr>
-        <w:t xml:space="preserve">[하우스] 삼성증권(20260528_삼성_2026하반기대체투자전망, 2026-05 발간, 약 5개월 전 — 구조적·장기 뷰만 반영, 당시 단기 판단·수치는 현재값으로 쓰지 않음): ① LP 평가 기준이 IRR에서 실제 분배(DPI)로 구조적 이동(p.20, 확신 높음) ② 고금리 장기화로 레버리지·배수 확장 기여 축소, 운영개선(EBITDA 성장) 중심 가치창출로 전환(p.16-17, 높음) ③ 세컨더리·컨티뉴에이션 펀드가 핵심 엑시트 대안으로 구조적 성장, 연… (1건)</w:t>
+        <w:t xml:space="preserve">[하우스] 삼성증권(20260528_삼성_2026하반기대체투자전망, 2026-05 발간, 약 5개월 전 — 구조적·장기 뷰만 반영, 당시 단기 판단·수치는 현재값으로 쓰지 않음): ① LP 평가 기준이 IRR에서 실제 분배(DPI)로 구조적 이동(p.20, 확신 높음) ② 고금리 장기화로 레버리지·배수 확장 기여 축소, 운영개선(EBITDA 성장) 중심 가치창출로 전환(p.16-17, 높음) ③ 세컨더리·컨티뉴에이션 펀드가 핵심 엑시트 대안으로 구조적 성장, 연차 높은 펀드일수록 NAV 할인 확대(p.19, 높음) ④ 운용사 간 성과 격차 확대(p.14, 중간) ⑤ 메가딜 밸류에이션 상승 여지는 수익률 부담 요인(p.15, 중간). (1건)</w:t>
       </w:r>
     </w:p>
     <w:p>
@@ -15907,7 +15907,7 @@
           <w:sz w:val="19"/>
           <w:szCs w:val="19"/>
         </w:rPr>
-        <w:t xml:space="preserve">[사실] snapshot에 Private Credit API 데이터 없음(API 데이터 미수집). [사실] Fitch 미국 Private Credit 부도율(TTM) 6.3%(2026-08, 7월 6.1%, 사상 최고, 4월 이후 6%대) — 기준일 2026-08-31…</w:t>
+        <w:t xml:space="preserve">[사실] snapshot에 Private Credit API 데이터 없음(API 데이터 미수집).</w:t>
       </w:r>
     </w:p>
     <w:p>
@@ -15967,7 +15967,7 @@
           <w:sz w:val="19"/>
           <w:szCs w:val="19"/>
         </w:rPr>
-        <w:t xml:space="preserve">Base 0.55: [판단] 금리 완만 하락(UST10Y 가정 −25bp, 단기금리도 점진 인하)으로 이자부담이 서서히 완화되나, 2021~22 빈티지 부실 처리로 부도율은…  /  Bull 0.2: [판단] 연준 재인하·UST10Y −75bp(가정), 리파이낸싱 창구 재개로 부실교환 감소, 부도율 하락.  /  Bear 0.25: [판단] 금리 재상승(UST10Y +50bp 가정)·경기 둔화로 변동금리 차주 부도 급증, BDC 환매 압력과 밸류에이션 마크다운 동반.</w:t>
+        <w:t xml:space="preserve">Base 0.55: 이자 부담이 서서히 줄지만 2021~22 빈티지 부실 처리로 부도율이 0.3%p 더 오른 뒤 정체한다.  /  Bull 0.2: 연준 재인하와 리파이낸싱 재개로 부도율이 0.8%p 내린다.  /  Bear 0.25: 금리 재상승과 경기 둔화로 변동금리 차주 부도가 급증해 부도율이 2.0%p 오르고 BDC 환매 압력이 커진다.</w:t>
       </w:r>
     </w:p>
     <w:p>
@@ -15997,7 +15997,7 @@
           <w:sz w:val="19"/>
           <w:szCs w:val="19"/>
         </w:rPr>
-        <w:t xml:space="preserve">[하우스] 미래에셋(2026-10-22, 동일 주간)과 삼성(2026-05, 구조적 참고) 공통: 시스템 위기로의 전이 가능성은 낮음 — 미래에셋은 데이터센터 SPV 대출이 기준 시나리오에선 외부 손실이 미미하다고 봄(중립, 확신 낮음, 20261022_미래_EconMonthly_AI투자둔화리스크 p.5-6), 삼성은 BDC 레버리지 상한·환매 한도·이자 쿠션으로 금융위기식 전이 가능성 낮음(확신 높음, 20260528_삼성_2026하반기대체투자전망 p.28).… (3건)</w:t>
+        <w:t xml:space="preserve">[하우스] 미래에셋(2026-10-22, 동일 주간)과 삼성(2026-05, 구조적 참고) 공통: 시스템 위기로의 전이 가능성은 낮음 — 미래에셋은 데이터센터 SPV 대출이 기준 시나리오에선 외부 손실이 미미하다고 봄(중립, 확신 낮음, 20261022_미래_EconMonthly_AI투자둔화리스크 p.5-6), 삼성은 BDC 레버리지 상한·환매 한도·이자 쿠션으로 금융위기식 전이 가능성 낮음(확신 높음, 20260528_삼성_2026하반기대체투자전망 p.28). (3건)</w:t>
       </w:r>
     </w:p>
     <w:p>
